--- a/EXP -2 POWER BI/POWER BI EXP-2.docx
+++ b/EXP -2 POWER BI/POWER BI EXP-2.docx
@@ -1,6 +1,6 @@
 
 <file path=word/document.xml><?xml version="1.0" encoding="utf-8"?>
-<w:document xmlns:wpc="http://schemas.microsoft.com/office/word/2010/wordprocessingCanvas" xmlns:cx="http://schemas.microsoft.com/office/drawing/2014/chartex" xmlns:cx1="http://schemas.microsoft.com/office/drawing/2015/9/8/chartex" xmlns:cx2="http://schemas.microsoft.com/office/drawing/2015/10/21/chartex" xmlns:cx3="http://schemas.microsoft.com/office/drawing/2016/5/9/chartex" xmlns:cx4="http://schemas.microsoft.com/office/drawing/2016/5/10/chartex" xmlns:cx5="http://schemas.microsoft.com/office/drawing/2016/5/11/chartex" xmlns:cx6="http://schemas.microsoft.com/office/drawing/2016/5/12/chartex" xmlns:cx7="http://schemas.microsoft.com/office/drawing/2016/5/13/chartex" xmlns:cx8="http://schemas.microsoft.com/office/drawing/2016/5/14/chartex" xmlns:mc="http://schemas.openxmlformats.org/markup-compatibility/2006" xmlns:aink="http://schemas.microsoft.com/office/drawing/2016/ink" xmlns:am3d="http://schemas.microsoft.com/office/drawing/2017/model3d" xmlns:o="urn:schemas-microsoft-com:office:office" xmlns:oel="http://schemas.microsoft.com/office/2019/extlst" xmlns:r="http://schemas.openxmlformats.org/officeDocument/2006/relationships" xmlns:m="http://schemas.openxmlformats.org/officeDocument/2006/math" xmlns:v="urn:schemas-microsoft-com:vml" xmlns:wp14="http://schemas.microsoft.com/office/word/2010/wordprocessingDrawing" xmlns:wp="http://schemas.openxmlformats.org/drawingml/2006/wordprocessingDrawing" xmlns:w10="urn:schemas-microsoft-com:office:word" xmlns:w="http://schemas.openxmlformats.org/wordprocessingml/2006/main" xmlns:w14="http://schemas.microsoft.com/office/word/2010/wordml" xmlns:w15="http://schemas.microsoft.com/office/word/2012/wordml" xmlns:w16cei="http://schemas.microsoft.com/office/word/2026/wordml/cei" xmlns:w16cex="http://schemas.microsoft.com/office/word/2018/wordml/cex" xmlns:w16cid="http://schemas.microsoft.com/office/word/2016/wordml/cid" xmlns:w16="http://schemas.microsoft.com/office/word/2018/wordml" xmlns:w16du="http://schemas.microsoft.com/office/word/2023/wordml/word16du" xmlns:w16sdtdh="http://schemas.microsoft.com/office/word/2020/wordml/sdtdatahash" xmlns:w16sdtfl="http://schemas.microsoft.com/office/word/2024/wordml/sdtformatlock" xmlns:w16se="http://schemas.microsoft.com/office/word/2015/wordml/symex" xmlns:wpg="http://schemas.microsoft.com/office/word/2010/wordprocessingGroup" xmlns:wpi="http://schemas.microsoft.com/office/word/2010/wordprocessingInk" xmlns:wne="http://schemas.microsoft.com/office/word/2006/wordml" xmlns:wps="http://schemas.microsoft.com/office/word/2010/wordprocessingShape" mc:Ignorable="w14 w15 w16se w16cid w16 w16cex w16sdtdh w16sdtfl w16du wp14">
+<w:document xmlns:wpc="http://schemas.microsoft.com/office/word/2010/wordprocessingCanvas" xmlns:cx="http://schemas.microsoft.com/office/drawing/2014/chartex" xmlns:cx1="http://schemas.microsoft.com/office/drawing/2015/9/8/chartex" xmlns:cx2="http://schemas.microsoft.com/office/drawing/2015/10/21/chartex" xmlns:cx3="http://schemas.microsoft.com/office/drawing/2016/5/9/chartex" xmlns:cx4="http://schemas.microsoft.com/office/drawing/2016/5/10/chartex" xmlns:cx5="http://schemas.microsoft.com/office/drawing/2016/5/11/chartex" xmlns:cx6="http://schemas.microsoft.com/office/drawing/2016/5/12/chartex" xmlns:cx7="http://schemas.microsoft.com/office/drawing/2016/5/13/chartex" xmlns:cx8="http://schemas.microsoft.com/office/drawing/2016/5/14/chartex" xmlns:mc="http://schemas.openxmlformats.org/markup-compatibility/2006" xmlns:aink="http://schemas.microsoft.com/office/drawing/2016/ink" xmlns:am3d="http://schemas.microsoft.com/office/drawing/2017/model3d" xmlns:o="urn:schemas-microsoft-com:office:office" xmlns:oel="http://schemas.microsoft.com/office/2019/extlst" xmlns:r="http://schemas.openxmlformats.org/officeDocument/2006/relationships" xmlns:m="http://schemas.openxmlformats.org/officeDocument/2006/math" xmlns:v="urn:schemas-microsoft-com:vml" xmlns:wp14="http://schemas.microsoft.com/office/word/2010/wordprocessingDrawing" xmlns:wp="http://schemas.openxmlformats.org/drawingml/2006/wordprocessingDrawing" xmlns:w10="urn:schemas-microsoft-com:office:word" xmlns:w="http://schemas.openxmlformats.org/wordprocessingml/2006/main" xmlns:w14="http://schemas.microsoft.com/office/word/2010/wordml" xmlns:w15="http://schemas.microsoft.com/office/word/2012/wordml" xmlns:w16cex="http://schemas.microsoft.com/office/word/2018/wordml/cex" xmlns:w16cid="http://schemas.microsoft.com/office/word/2016/wordml/cid" xmlns:w16="http://schemas.microsoft.com/office/word/2018/wordml" xmlns:w16du="http://schemas.microsoft.com/office/word/2023/wordml/word16du" xmlns:w16sdtdh="http://schemas.microsoft.com/office/word/2020/wordml/sdtdatahash" xmlns:w16sdtfl="http://schemas.microsoft.com/office/word/2024/wordml/sdtformatlock" xmlns:w16se="http://schemas.microsoft.com/office/word/2015/wordml/symex" xmlns:wpg="http://schemas.microsoft.com/office/word/2010/wordprocessingGroup" xmlns:wpi="http://schemas.microsoft.com/office/word/2010/wordprocessingInk" xmlns:wne="http://schemas.microsoft.com/office/word/2006/wordml" xmlns:wps="http://schemas.microsoft.com/office/word/2010/wordprocessingShape" mc:Ignorable="w14 w15 w16se w16cid w16 w16cex w16sdtdh w16sdtfl w16du wp14">
   <w:body>
     <w:p>
       <w:pPr>
@@ -13,7 +13,14 @@
           <w:b/>
           <w:lang w:val="en-US"/>
         </w:rPr>
-        <w:t>Business Intelligence Lab</w:t>
+        <w:t>Business Intelligence La</w:t>
+      </w:r>
+      <w:r>
+        <w:rPr>
+          <w:b/>
+          <w:lang w:val="en-US"/>
+        </w:rPr>
+        <w:t>b</w:t>
       </w:r>
       <w:r>
         <w:rPr>
@@ -368,7 +375,7 @@
         </w:rPr>
         <w:lastRenderedPageBreak/>
         <w:drawing>
-          <wp:inline distT="0" distB="0" distL="0" distR="0" wp14:anchorId="404C52E8" wp14:editId="791C6C96">
+          <wp:inline distT="0" distB="0" distL="0" distR="0" wp14:anchorId="404C52E8" wp14:editId="771A1681">
             <wp:extent cx="5731510" cy="3223895"/>
             <wp:effectExtent l="0" t="0" r="2540" b="0"/>
             <wp:docPr id="1458169618" name="Picture 125"/>
@@ -479,7 +486,7 @@
         </w:rPr>
         <w:lastRenderedPageBreak/>
         <w:drawing>
-          <wp:inline distT="0" distB="0" distL="0" distR="0" wp14:anchorId="117E8576" wp14:editId="0CD24136">
+          <wp:inline distT="0" distB="0" distL="0" distR="0" wp14:anchorId="117E8576" wp14:editId="5B9826EC">
             <wp:extent cx="5731510" cy="3223895"/>
             <wp:effectExtent l="0" t="0" r="2540" b="0"/>
             <wp:docPr id="747671941" name="Picture 123"/>
@@ -532,7 +539,7 @@
           <w:noProof/>
         </w:rPr>
         <w:drawing>
-          <wp:inline distT="0" distB="0" distL="0" distR="0" wp14:anchorId="3DD2ACAD" wp14:editId="567620B9">
+          <wp:inline distT="0" distB="0" distL="0" distR="0" wp14:anchorId="3DD2ACAD" wp14:editId="76093DE3">
             <wp:extent cx="5731510" cy="2964815"/>
             <wp:effectExtent l="0" t="0" r="2540" b="6985"/>
             <wp:docPr id="3464110" name="Picture 122"/>
@@ -586,7 +593,7 @@
         </w:rPr>
         <w:lastRenderedPageBreak/>
         <w:drawing>
-          <wp:inline distT="0" distB="0" distL="0" distR="0" wp14:anchorId="56373426" wp14:editId="3F66667A">
+          <wp:inline distT="0" distB="0" distL="0" distR="0" wp14:anchorId="56373426" wp14:editId="3874DB2E">
             <wp:extent cx="5731510" cy="2690495"/>
             <wp:effectExtent l="0" t="0" r="2540" b="0"/>
             <wp:docPr id="1437468588" name="Picture 121"/>
@@ -693,7 +700,7 @@
         </w:rPr>
         <w:lastRenderedPageBreak/>
         <w:drawing>
-          <wp:inline distT="0" distB="0" distL="0" distR="0" wp14:anchorId="73679A45" wp14:editId="397B0472">
+          <wp:inline distT="0" distB="0" distL="0" distR="0" wp14:anchorId="73679A45" wp14:editId="13C645EA">
             <wp:extent cx="5731510" cy="2795905"/>
             <wp:effectExtent l="0" t="0" r="2540" b="4445"/>
             <wp:docPr id="1476080700" name="Picture 119"/>
@@ -746,7 +753,7 @@
           <w:noProof/>
         </w:rPr>
         <w:drawing>
-          <wp:inline distT="0" distB="0" distL="0" distR="0" wp14:anchorId="689641B3" wp14:editId="4E58A33C">
+          <wp:inline distT="0" distB="0" distL="0" distR="0" wp14:anchorId="689641B3" wp14:editId="56E113ED">
             <wp:extent cx="5731510" cy="2833370"/>
             <wp:effectExtent l="0" t="0" r="2540" b="5080"/>
             <wp:docPr id="1238401194" name="Picture 118"/>
@@ -854,7 +861,7 @@
         </w:rPr>
         <w:lastRenderedPageBreak/>
         <w:drawing>
-          <wp:inline distT="0" distB="0" distL="0" distR="0" wp14:anchorId="69A4FDD5" wp14:editId="6C929485">
+          <wp:inline distT="0" distB="0" distL="0" distR="0" wp14:anchorId="69A4FDD5" wp14:editId="699366F1">
             <wp:extent cx="5731510" cy="3223895"/>
             <wp:effectExtent l="0" t="0" r="2540" b="0"/>
             <wp:docPr id="737052779" name="Picture 116"/>
@@ -962,7 +969,7 @@
         </w:rPr>
         <w:lastRenderedPageBreak/>
         <w:drawing>
-          <wp:inline distT="0" distB="0" distL="0" distR="0" wp14:anchorId="26C48B2B" wp14:editId="750F71ED">
+          <wp:inline distT="0" distB="0" distL="0" distR="0" wp14:anchorId="26C48B2B" wp14:editId="5F12A6BC">
             <wp:extent cx="5731510" cy="3510280"/>
             <wp:effectExtent l="0" t="0" r="2540" b="0"/>
             <wp:docPr id="1535128888" name="Picture 114"/>
@@ -1445,7 +1452,7 @@
         </w:rPr>
         <w:lastRenderedPageBreak/>
         <w:drawing>
-          <wp:inline distT="0" distB="0" distL="0" distR="0" wp14:anchorId="01C30B4D" wp14:editId="63E576E7">
+          <wp:inline distT="0" distB="0" distL="0" distR="0" wp14:anchorId="01C30B4D" wp14:editId="62AE9839">
             <wp:extent cx="5731510" cy="2536825"/>
             <wp:effectExtent l="0" t="0" r="2540" b="0"/>
             <wp:docPr id="1556347355" name="Picture 105"/>
@@ -2107,6 +2114,7 @@
   <w:style w:type="character" w:default="1" w:styleId="DefaultParagraphFont">
     <w:name w:val="Default Paragraph Font"/>
     <w:uiPriority w:val="1"/>
+    <w:semiHidden/>
     <w:unhideWhenUsed/>
   </w:style>
   <w:style w:type="table" w:default="1" w:styleId="TableNormal">
